--- a/16.1Timoteo/archived/Examen Final 1 Timoteo - 2026.docx
+++ b/16.1Timoteo/archived/Examen Final 1 Timoteo - 2026.docx
@@ -63,7 +63,7 @@
         </w:rPr>
       </w:pPr>
       <w:r>
-        <w:t>Explique por qué Pablo dejó a Timoteo en Éfeso y describa el problema que estaba afectando a la iglesia. ¿Qué resultados producían las enseñanzas desviadas?</w:t>
+        <w:t>Según 1 Timoteo 1:3–5, explique el problema descrito por Pablo, el encargo confiado a Timoteo y la declaración: «el propósito de nuestra instrucción es el amor nacido de un corazón puro, de una buena conciencia y de una fe sincera». Muestre cómo esta afirmación funciona como una clave para comprender el resto de la carta.</w:t>
       </w:r>
     </w:p>
     <w:p>
@@ -107,18 +107,39 @@
         <w:t>____________________________________________________________________________________________________________________________________________________________________________</w:t>
       </w:r>
       <w:bookmarkEnd w:id="0"/>
+      <w:r>
+        <w:rPr>
+          <w:color w:val="A6A6A6" w:themeColor="background1" w:themeShade="A6"/>
+          <w:sz w:val="20"/>
+          <w:szCs w:val="20"/>
+        </w:rPr>
+        <w:t>______________________________________________________________________________________________________________________________________________________________________________________________________________________________________________________________________________________________________________________________________________________________________________________________________________________________________________</w:t>
+      </w:r>
+      <w:r>
+        <w:rPr>
+          <w:color w:val="A6A6A6" w:themeColor="background1" w:themeShade="A6"/>
+          <w:sz w:val="20"/>
+          <w:szCs w:val="20"/>
+        </w:rPr>
+        <w:t>__________________________________________________________________________________________________________________________________________________________________________________________________________________________________________________________________</w:t>
+      </w:r>
     </w:p>
     <w:p>
       <w:pPr>
         <w:pStyle w:val="Ttulo1"/>
         <w:rPr>
-          <w:color w:val="A6A6A6" w:themeColor="background1" w:themeShade="A6"/>
-          <w:sz w:val="20"/>
-          <w:szCs w:val="20"/>
-        </w:rPr>
-      </w:pPr>
-      <w:r>
-        <w:t>Según 1 Timoteo 1:5, ¿cuál es el propósito de la instrucción? Explique cómo este versículo ayuda a comprender el resto de la carta.</w:t>
+          <w:b/>
+          <w:bCs/>
+        </w:rPr>
+      </w:pPr>
+      <w:r>
+        <w:t>Explique por qué Pablo expone</w:t>
+      </w:r>
+      <w:r>
+        <w:t xml:space="preserve"> el uso legítimo de la ley en 1 Timoteo 1:8–11. ¿Cómo relaciona Pablo la ley, la sana doctrina y el evangelio que le fue encomendado?</w:t>
+      </w:r>
+      <w:r>
+        <w:t xml:space="preserve"> ¿Y cómo lo conecta con 1 Timoteo 1:12-17?</w:t>
       </w:r>
     </w:p>
     <w:p>
@@ -145,19 +166,35 @@
           <w:sz w:val="20"/>
           <w:szCs w:val="20"/>
         </w:rPr>
-        <w:t>__________________________________________________________________________________________________________________________________________________________________________________________________________________________________________________________________</w:t>
+        <w:t>______________________________________________________________________________________</w:t>
+      </w:r>
+      <w:r>
+        <w:rPr>
+          <w:color w:val="A6A6A6" w:themeColor="background1" w:themeShade="A6"/>
+          <w:sz w:val="20"/>
+          <w:szCs w:val="20"/>
+        </w:rPr>
+        <w:lastRenderedPageBreak/>
+        <w:t>____________________________________________________________________________________________________________________________________________________________________________________________________________________________________________________________________________________________________________________________________________________________________________________________________________________________________________________________________________________________________________________________________</w:t>
+      </w:r>
+      <w:r>
+        <w:rPr>
+          <w:color w:val="A6A6A6" w:themeColor="background1" w:themeShade="A6"/>
+          <w:sz w:val="20"/>
+          <w:szCs w:val="20"/>
+        </w:rPr>
+        <w:t>______________________________________________________________________________________</w:t>
       </w:r>
     </w:p>
     <w:p>
       <w:pPr>
         <w:pStyle w:val="Ttulo1"/>
-        <w:rPr>
-          <w:b/>
-          <w:bCs/>
-        </w:rPr>
-      </w:pPr>
-      <w:r>
-        <w:t>Compare las enseñanzas que producían discusiones inútiles con la instrucción que procede de Dios. ¿Cómo evalúa Pablo una enseñanza?</w:t>
+      </w:pPr>
+      <w:r>
+        <w:t>Describa el encargo confiado a Timoteo en 1 Timoteo 1:18–20. ¿Qué significa pelear la buena batalla y cómo debía hacerlo?</w:t>
+      </w:r>
+      <w:r>
+        <w:t xml:space="preserve"> ¿Cómo forma parte del flujo de la epístola?</w:t>
       </w:r>
     </w:p>
     <w:p>
@@ -176,75 +213,52 @@
           <w:sz w:val="20"/>
           <w:szCs w:val="20"/>
         </w:rPr>
-        <w:t>______________________________________________________________________________________________________________________________________________________________________________________________________________________________________________________________________________________________________________________________________________________________________________________________________________________________________________</w:t>
-      </w:r>
-      <w:r>
-        <w:rPr>
-          <w:color w:val="A6A6A6" w:themeColor="background1" w:themeShade="A6"/>
-          <w:sz w:val="20"/>
-          <w:szCs w:val="20"/>
-        </w:rPr>
-        <w:t>______________________________________________________________________________________</w:t>
-      </w:r>
-      <w:r>
-        <w:rPr>
-          <w:color w:val="A6A6A6" w:themeColor="background1" w:themeShade="A6"/>
-          <w:sz w:val="20"/>
-          <w:szCs w:val="20"/>
-        </w:rPr>
-        <w:lastRenderedPageBreak/>
+        <w:t>__________________________________________________________________________________________________________________________________________________________________________________________________________________________________________________________________</w:t>
+      </w:r>
+      <w:r>
+        <w:rPr>
+          <w:color w:val="A6A6A6" w:themeColor="background1" w:themeShade="A6"/>
+          <w:sz w:val="20"/>
+          <w:szCs w:val="20"/>
+        </w:rPr>
         <w:t>____________________________________________________________________________________________________________________________________________________________________________________________________________________________________________________________________________________________________________________________________________________________________________________________________________________________________________________________________________________________________________________________________</w:t>
       </w:r>
-      <w:r>
-        <w:rPr>
-          <w:color w:val="A6A6A6" w:themeColor="background1" w:themeShade="A6"/>
-          <w:sz w:val="20"/>
-          <w:szCs w:val="20"/>
-        </w:rPr>
-        <w:t>______________________________________________________________________________________</w:t>
-      </w:r>
     </w:p>
     <w:p>
       <w:pPr>
         <w:pStyle w:val="Ttulo1"/>
       </w:pPr>
       <w:r>
-        <w:t>Explique qué significa que la ley es buena si se usa legítimamente. ¿Para quién fue dada la ley y cómo conecta Pablo este tema con la sana doctrina y el evangelio?</w:t>
+        <w:t>Explique por qué Pablo dedica tanta atención a la oración, la conducta</w:t>
+      </w:r>
+      <w:r>
+        <w:t xml:space="preserve">, </w:t>
+      </w:r>
+      <w:r>
+        <w:t>los requisitos de los líderes</w:t>
+      </w:r>
+      <w:r>
+        <w:t>, piedad</w:t>
+      </w:r>
+      <w:r>
+        <w:t>. ¿Cómo contribuyen estas instrucciones a la manera en que uno debe conducirse en la casa de Dios, columna y sostén de la verdad?</w:t>
+      </w:r>
+      <w:r>
+        <w:t xml:space="preserve"> 1 Timoteo 2:1-3:16</w:t>
       </w:r>
     </w:p>
     <w:p>
       <w:pPr>
         <w:pStyle w:val="Prrafodelista"/>
         <w:spacing w:line="360" w:lineRule="auto"/>
-        <w:rPr>
-          <w:color w:val="A6A6A6" w:themeColor="background1" w:themeShade="A6"/>
-          <w:sz w:val="20"/>
-          <w:szCs w:val="20"/>
-        </w:rPr>
-      </w:pPr>
-      <w:r>
-        <w:rPr>
-          <w:color w:val="A6A6A6" w:themeColor="background1" w:themeShade="A6"/>
-          <w:sz w:val="20"/>
-          <w:szCs w:val="20"/>
-        </w:rPr>
-        <w:t>______________________________________________________________________________________________________________________________________________________________________________________________________________________________________________________________________________________________________________________________________________________________________________________________________________________________________________</w:t>
-      </w:r>
-      <w:r>
-        <w:rPr>
-          <w:color w:val="A6A6A6" w:themeColor="background1" w:themeShade="A6"/>
-          <w:sz w:val="20"/>
-          <w:szCs w:val="20"/>
-        </w:rPr>
-        <w:t>______________________________________________________________________________________</w:t>
-      </w:r>
-      <w:r>
-        <w:rPr>
-          <w:color w:val="A6A6A6" w:themeColor="background1" w:themeShade="A6"/>
-          <w:sz w:val="20"/>
-          <w:szCs w:val="20"/>
-        </w:rPr>
-        <w:t>____________________________________________________________________________________________________________________________________________________________________________</w:t>
+      </w:pPr>
+      <w:r>
+        <w:rPr>
+          <w:color w:val="A6A6A6" w:themeColor="background1" w:themeShade="A6"/>
+          <w:sz w:val="20"/>
+          <w:szCs w:val="20"/>
+        </w:rPr>
+        <w:t>____________________________________________________________________________________________________________________________________________________________________________________________________________________________________________________________________________________________________________________________________________________________________________________________________________________________________________________________________________________________________________________________________________________________________________________________________________________________________________________________________________________________________________________________________________________________________________________________________________________________________________________________________________________________</w:t>
       </w:r>
     </w:p>
     <w:p>
@@ -252,7 +266,8 @@
         <w:pStyle w:val="Ttulo1"/>
       </w:pPr>
       <w:r>
-        <w:t>Describa el testimonio de Pablo en 1 Timoteo 1:12–17. ¿Cómo se hace visible la misericordia de Dios en su vida y qué propósito tiene su ejemplo para otros creyentes?</w:t>
+        <w:lastRenderedPageBreak/>
+        <w:t>Explique qué significa el misterio de la piedad y cómo Cristo constituye el fundamento de la vida piadosa. ¿Por qué la piedad no puede reducirse a actividades religiosas o esfuerzo humano?</w:t>
       </w:r>
     </w:p>
     <w:p>
@@ -271,14 +286,6 @@
           <w:sz w:val="20"/>
           <w:szCs w:val="20"/>
         </w:rPr>
-        <w:t>__________________________________________________________________________________________________________________________________________________________________________________________________________________________________________________________________</w:t>
-      </w:r>
-      <w:r>
-        <w:rPr>
-          <w:color w:val="A6A6A6" w:themeColor="background1" w:themeShade="A6"/>
-          <w:sz w:val="20"/>
-          <w:szCs w:val="20"/>
-        </w:rPr>
         <w:t>____________________________________________________________________________________________________________________________________________________________________________________________________________________________________________________________________________________________________________________________________________________________________________________________________________________________________________________________________________________________________________________________________</w:t>
       </w:r>
     </w:p>
@@ -287,7 +294,19 @@
         <w:pStyle w:val="Ttulo1"/>
       </w:pPr>
       <w:r>
-        <w:t>Describa el encargo confiado a Timoteo en 1 Timoteo 1:18–20. ¿Qué significa pelear la buena batalla y cómo debía hacerlo?</w:t>
+        <w:t>Explique</w:t>
+      </w:r>
+      <w:r>
+        <w:t xml:space="preserve"> 1 Timoteo 4:1-16,</w:t>
+      </w:r>
+      <w:r>
+        <w:t xml:space="preserve"> las advertencias de Pablo acerca de las falsas enseñanzas y la responsabilidad de Timoteo de perseverar en la verdad. </w:t>
+      </w:r>
+      <w:r>
+        <w:t>¿Cómo debía proteger tanto su vida como su enseñanza y qué beneficio produciría esta perseverancia?</w:t>
+      </w:r>
+      <w:r>
+        <w:t xml:space="preserve"> ¿Cómo se relaciona esto al propósito de lo que se encomendó a Timoteo?</w:t>
       </w:r>
     </w:p>
     <w:p>
@@ -301,16 +320,7 @@
           <w:sz w:val="20"/>
           <w:szCs w:val="20"/>
         </w:rPr>
-        <w:t>__________________________________________________________________________________________________________________________________________________________________________________________________________________________________________________________________</w:t>
-      </w:r>
-      <w:r>
-        <w:rPr>
-          <w:color w:val="A6A6A6" w:themeColor="background1" w:themeShade="A6"/>
-          <w:sz w:val="20"/>
-          <w:szCs w:val="20"/>
-        </w:rPr>
-        <w:lastRenderedPageBreak/>
-        <w:t>__________________________________________________________________________________________________________________________________________________________________________________________________________________________________________________________________________________________________________________________________________________________________________________________________________________________________________________________________________________________________________________________________________________________________________________________________________________________</w:t>
+        <w:t>________________________________________________________________________________________________________________________________________________________________________________________________________________________________________________________________________________________________________________________________________________________________________________________________________________________________________________________________________________________________________________________________________________________________________________________________________________________________________________________________________________________________________________</w:t>
       </w:r>
     </w:p>
     <w:p>
@@ -318,7 +328,7 @@
         <w:pStyle w:val="Ttulo1"/>
       </w:pPr>
       <w:r>
-        <w:t>A lo largo del capítulo, Pablo habla de encargos confiados a él y a Timoteo. Explique cómo el evangelio, la sana doctrina y el propósito de la instrucción se relacionan entre sí. ¿Por qué era necesario preservar este encargo?</w:t>
+        <w:t>A partir de 1 Timoteo 5–6, explique cómo el propósito de Dios debe hacerse visible en las relaciones dentro de la casa de Dios. Muestre cómo el amor, la piedad, el cuidado de otros, la justicia y el uso correcto de las riquezas reflejan el propósito expresado en 1 Timoteo 1:5.</w:t>
       </w:r>
     </w:p>
     <w:p>
@@ -334,12 +344,6 @@
         </w:rPr>
         <w:t>____________________________________________________________________________________________________________________________________________________________________________________________________________________________________________________________________________________________________________________________________________________________________________________________________________________________________________________________________________________________________________________________________________________________________________________________________________________________________________________________________________________________________________________________________________________________________________________________________________________________________________________________________________________________</w:t>
       </w:r>
-    </w:p>
-    <w:p>
-      <w:pPr>
-        <w:pStyle w:val="Prrafodelista"/>
-        <w:spacing w:line="360" w:lineRule="auto"/>
-      </w:pPr>
     </w:p>
     <w:sectPr>
       <w:headerReference w:type="default" r:id="rId7"/>
